--- a/undergraduate research/ppt/동계 학부연구생 결과보고서.docx
+++ b/undergraduate research/ppt/동계 학부연구생 결과보고서.docx
@@ -487,7 +487,7 @@
         <w:jc w:val="both"/>
         <w:textAlignment w:val="baseline"/>
         <w:rPr>
-          <w:rFonts w:ascii="맑은 고딕" w:eastAsia="맑은 고딕" w:hAnsi="맑은 고딕" w:cs="맑은 고딕" w:hint="eastAsia"/>
+          <w:rFonts w:ascii="맑은 고딕" w:eastAsia="맑은 고딕" w:hAnsi="맑은 고딕" w:cs="맑은 고딕"/>
           <w:color w:val="000000"/>
           <w:kern w:val="30"/>
           <w:szCs w:val="22"/>
@@ -1133,7 +1133,6 @@
         <w:autoSpaceDE/>
         <w:autoSpaceDN/>
         <w:rPr>
-          <w:rFonts w:hint="eastAsia"/>
           <w:sz w:val="21"/>
           <w:szCs w:val="22"/>
         </w:rPr>
@@ -1145,6 +1144,19 @@
         </w:rPr>
         <w:br w:type="page"/>
       </w:r>
+    </w:p>
+    <w:p>
+      <w:pPr>
+        <w:widowControl/>
+        <w:wordWrap/>
+        <w:autoSpaceDE/>
+        <w:autoSpaceDN/>
+        <w:rPr>
+          <w:rFonts w:hint="eastAsia"/>
+          <w:sz w:val="21"/>
+          <w:szCs w:val="22"/>
+        </w:rPr>
+      </w:pPr>
     </w:p>
     <w:p>
       <w:pPr>
@@ -1169,7 +1181,6 @@
           <w:sz w:val="28"/>
           <w:szCs w:val="32"/>
         </w:rPr>
-        <w:lastRenderedPageBreak/>
         <w:t>Abstract</w:t>
       </w:r>
     </w:p>
@@ -1812,7 +1823,14 @@
         <w:rPr>
           <w:rFonts w:hint="eastAsia"/>
         </w:rPr>
-        <w:t xml:space="preserve"> 가속을 하지 않고, 지구 중심을 원점으로 하여 고정된 좌표계로 지구 자전에 대해 회전하지 않고 별에 대해 거의 고정된 좌표계이다. 따라서 뉴턴 운동방정식의 경우 </w:t>
+        <w:t xml:space="preserve"> 가속을 하지 않고, 지구 중심을 원점으로 하여 고정된 좌표계로 지구 자전에 대해 회전하지 않고 별에 대해 거의 고정된 좌표계이다. </w:t>
+      </w:r>
+      <w:r>
+        <w:rPr>
+          <w:rFonts w:hint="eastAsia"/>
+        </w:rPr>
+        <w:lastRenderedPageBreak/>
+        <w:t xml:space="preserve">따라서 뉴턴 운동방정식의 경우 </w:t>
       </w:r>
       <w:proofErr w:type="spellStart"/>
       <w:r>
@@ -1844,7 +1862,6 @@
         <w:rPr>
           <w:rFonts w:hint="eastAsia"/>
         </w:rPr>
-        <w:lastRenderedPageBreak/>
         <w:t>지구중심고정좌표계의</w:t>
       </w:r>
       <w:proofErr w:type="spellEnd"/>
